--- a/信息可视化/Output/46林昕+2024级+数字媒体艺术+游戏班+《信息可视化设计》+教学进度表.docx
+++ b/信息可视化/Output/46林昕+2024级+数字媒体艺术+游戏班+《信息可视化设计》+教学进度表.docx
@@ -3098,7 +3098,8 @@
                 <w:szCs w:val="28"/>
               </w:rPr>
               <w:t xml:space="preserve">数据提炼与自然语言建模 (Specification)
-3.1 看不见的冰山：从数据抽象到重塑 (Data Abstraction &amp; Tidy Data)</w:t>
+3.1 看不见的冰山：从数据抽象到重塑 (Data Abstraction &amp; Tidy Data)
+（Munzner §2；Munzner §3）</w:t>
             </w:r>
           </w:p>
         </w:tc>
@@ -3304,7 +3305,8 @@
                 <w:szCs w:val="28"/>
               </w:rPr>
               <w:t xml:space="preserve">声明式生成 (ECharts) 与深层定制 (D3) 的 Vibe 指挥术
-4.1 驾驭复杂：高低阶框架的语言驱动策略</w:t>
+4.1 驾驭复杂：高低阶框架的语言驱动策略
+（《信息可视化设计》§4；Munzner §7）</w:t>
             </w:r>
           </w:p>
         </w:tc>
@@ -4333,7 +4335,8 @@
                 <w:szCs w:val="28"/>
               </w:rPr>
               <w:t xml:space="preserve">终极冲刺：让不可见的大规模情感被视觉感知
-8.1 大音希声：全链路生成、艺术封装与项目上线</w:t>
+8.1 大音希声：全链路生成、艺术封装与项目上线
+（《信息可视化设计》全书综合复习）</w:t>
             </w:r>
           </w:p>
         </w:tc>

--- a/信息可视化/Output/46林昕+2024级+数字媒体艺术+游戏班+《信息可视化设计》+教学进度表.docx
+++ b/信息可视化/Output/46林昕+2024级+数字媒体艺术+游戏班+《信息可视化设计》+教学进度表.docx
@@ -1746,7 +1746,7 @@
                 <w:rFonts w:ascii="FangSong_GB2312" w:eastAsia="FangSong_GB2312" w:hAnsi="FangSong_GB2312" w:cs="FangSong_GB2312" w:hint="eastAsia"/>
                 <w:szCs w:val="28"/>
               </w:rPr>
-              <w:t xml:space="preserve">1. 能够通过自然语言建模，灵活驱动 D3 或 ECharts 等高级框架进行复杂交互叙事的生成</w:t>
+              <w:t xml:space="preserve">1. 能够通过自然语言概念驱动，灵活指挥 AI 引擎运用 D3.js 框架进行复杂交互叙事的生成与视觉定制</w:t>
             </w:r>
           </w:p>
           <w:p>
@@ -1995,7 +1995,25 @@
                 <w:rFonts w:ascii="FangSong_GB2312" w:eastAsia="FangSong_GB2312" w:hAnsi="FangSong_GB2312" w:cs="FangSong_GB2312" w:hint="eastAsia"/>
                 <w:szCs w:val="28"/>
               </w:rPr>
-              <w:t xml:space="preserve">Tamara Munzner.Visualization Analysis &amp; Design[M].CRC Press,2014.</w:t>
+              <w:t xml:space="preserve">(1)Tamara Munzner.Visualization Analysis &amp; Design[M].CRC Press,2014.</w:t>
+            </w:r>
+          </w:p>
+          <w:p>
+            <w:pPr>
+              <w:pStyle w:val="BodyText"/>
+              <w:spacing w:line="440" w:lineRule="exact"/>
+              <w:jc w:val="left"/>
+              <w:rPr>
+                <w:rFonts w:ascii="FangSong_GB2312" w:eastAsia="FangSong_GB2312" w:hAnsi="FangSong_GB2312" w:cs="FangSong_GB2312"/>
+                <w:szCs w:val="28"/>
+              </w:rPr>
+            </w:pPr>
+            <w:r>
+              <w:rPr>
+                <w:rFonts w:ascii="FangSong_GB2312" w:eastAsia="FangSong_GB2312" w:hAnsi="FangSong_GB2312" w:cs="FangSong_GB2312" w:hint="eastAsia"/>
+                <w:szCs w:val="28"/>
+              </w:rPr>
+              <w:t xml:space="preserve">(2)Scott Murray.Interactive Data Visualization for the Web[M].O'Reilly Media, Inc.,2017.</w:t>
             </w:r>
           </w:p>
           <w:p>
@@ -3304,9 +3322,9 @@
                 <w:sz w:val="28"/>
                 <w:szCs w:val="28"/>
               </w:rPr>
-              <w:t xml:space="preserve">声明式生成 (ECharts) 与深层定制 (D3) 的 Vibe 指挥术
-4.1 驾驭复杂：高低阶框架的语言驱动策略
-（《信息可视化设计》§4；Munzner §7）</w:t>
+              <w:t xml:space="preserve">概念驱动创作：用前三周的设计语言指挥 D3.js
+4.1 从画布到代码画布：用你已学的视觉语法驱动 AI 创作 D3 图表
+（《信息可视化设计》§4；Munzner §7；Scott §5-6）</w:t>
             </w:r>
           </w:p>
         </w:tc>
@@ -3512,7 +3530,8 @@
                 <w:szCs w:val="28"/>
               </w:rPr>
               <w:t xml:space="preserve">数据情绪与生成艺术
-5.1 无形之境：网络拓扑、地缘隐喻与力导向生成艺术</w:t>
+5.1 无形之境：网络拓扑、地缘隐喻与力导向生成艺术
+（《信息可视化设计》§5；Munzner §8-9；Scott §7-8、13-14）</w:t>
             </w:r>
           </w:p>
         </w:tc>
@@ -3718,7 +3737,8 @@
                 <w:szCs w:val="28"/>
               </w:rPr>
               <w:t xml:space="preserve">空间流动与事件叙事
-6.1 滑动揭秘：以现代滚动叙事导演数据图景</w:t>
+6.1 滑动揭秘：以现代滚动叙事导演数据图景
+（《信息可视化设计》§5；Munzner §10-12；Scott §9-10、15）</w:t>
             </w:r>
           </w:p>
         </w:tc>
@@ -4128,8 +4148,9 @@
                 <w:sz w:val="28"/>
                 <w:szCs w:val="28"/>
               </w:rPr>
-              <w:t xml:space="preserve">综合项目启动：文化/社会议题的数据调研
-7.1 洞察与共鸣：从宏大议题到人文关怀的原型设计</w:t>
+              <w:t xml:space="preserve">大师逆向工程与项目启航
+7.1 站在巨人的肩膀上：经典作品鉴赏与嵌套模型原型推演
+（《信息可视化设计》§4；Munzner §15；Munzner §4；Scott §16）</w:t>
             </w:r>
           </w:p>
         </w:tc>
@@ -4336,7 +4357,7 @@
               </w:rPr>
               <w:t xml:space="preserve">终极冲刺：让不可见的大规模情感被视觉感知
 8.1 大音希声：全链路生成、艺术封装与项目上线
-（《信息可视化设计》全书综合复习）</w:t>
+（《信息可视化设计》§6）</w:t>
             </w:r>
           </w:p>
         </w:tc>
